--- a/docs/20-admin-user-manual.docx
+++ b/docs/20-admin-user-manual.docx
@@ -604,7 +604,7 @@
     </w:p>
     <w:p>
       <w:r>
-        <w:t xml:space="preserve">The sidebar is grouped into up to four collapsible sections (only the ones your role can see appear at all): </w:t>
+        <w:t xml:space="preserve">The sidebar is grouped into up to five collapsible sections (only the ones your role can see appear at all): </w:t>
       </w:r>
       <w:r>
         <w:rPr>
@@ -613,7 +613,7 @@
         <w:t>Admin / Backend</w:t>
       </w:r>
       <w:r>
-        <w:t xml:space="preserve">, </w:t>
+        <w:t xml:space="preserve"> (Product Manager, Order Management, Inventory, Customers, Marketing &amp; Promos, Shipping Zones, CMS, and — Owner only — Users &amp; Settings/Activity Log), </w:t>
       </w:r>
       <w:r>
         <w:rPr>
@@ -631,7 +631,7 @@
         <w:t>My HR</w:t>
       </w:r>
       <w:r>
-        <w:t xml:space="preserve">, and </w:t>
+        <w:t xml:space="preserve">, </w:t>
       </w:r>
       <w:r>
         <w:rPr>
@@ -640,7 +640,16 @@
         <w:t>Financial &amp; Accounting</w:t>
       </w:r>
       <w:r>
-        <w:t>. Your session automatically signs you out after 5 minutes of inactivity.</w:t>
+        <w:t xml:space="preserve">, and </w:t>
+      </w:r>
+      <w:r>
+        <w:rPr>
+          <w:b/>
+        </w:rPr>
+        <w:t>Deliveries</w:t>
+      </w:r>
+      <w:r>
+        <w:t xml:space="preserve"> (a driver's own assigned deliveries, or — for Owner/Store Manager/ Fulfillment — a read-only view across every driver's). Your session automatically signs you out after 5 minutes of inactivity.</w:t>
       </w:r>
     </w:p>
     <w:p>
@@ -1682,7 +1691,137 @@
         <w:pStyle w:val="Heading2"/>
       </w:pPr>
       <w:r>
-        <w:t>7. CMS / Site Builder</w:t>
+        <w:t>7. Shipping Zones</w:t>
+      </w:r>
+    </w:p>
+    <w:p>
+      <w:r>
+        <w:rPr>
+          <w:i/>
+        </w:rPr>
+        <w:t>Owner, Store Manager.</w:t>
+      </w:r>
+      <w:r>
+        <w:t xml:space="preserve"> (Not Fulfillment.)</w:t>
+      </w:r>
+    </w:p>
+    <w:p>
+      <w:r>
+        <w:t xml:space="preserve">Added this session, per user decision — not in the original SRS/wireframes. Shipping used to be a flat fee per delivery method (Standard free, Express UGX 8,000, Same-day UGX 12,000) no matter where the order was going; it's now priced by </w:t>
+      </w:r>
+      <w:r>
+        <w:rPr>
+          <w:b/>
+        </w:rPr>
+        <w:t>both</w:t>
+      </w:r>
+      <w:r>
+        <w:t xml:space="preserve"> destination and delivery method, and you control the rates here.</w:t>
+      </w:r>
+    </w:p>
+    <w:p>
+      <w:r>
+        <w:rPr>
+          <w:b/>
+        </w:rPr>
+        <w:t>Admin → Shipping Zones</w:t>
+      </w:r>
+      <w:r>
+        <w:t xml:space="preserve"> lists every zone: its name, the towns/cities it covers, and its fee for each of Standard/Express/Same-day. </w:t>
+      </w:r>
+      <w:r>
+        <w:rPr>
+          <w:b/>
+        </w:rPr>
+        <w:t>+ Add Zone</w:t>
+      </w:r>
+      <w:r>
+        <w:t xml:space="preserve"> to create one, </w:t>
+      </w:r>
+      <w:r>
+        <w:rPr>
+          <w:b/>
+        </w:rPr>
+        <w:t>Edit</w:t>
+      </w:r>
+      <w:r>
+        <w:t xml:space="preserve"> to change its towns or rates, </w:t>
+      </w:r>
+      <w:r>
+        <w:rPr>
+          <w:b/>
+        </w:rPr>
+        <w:t>Remove</w:t>
+      </w:r>
+      <w:r>
+        <w:t xml:space="preserve"> to delete it (blocked if it's the current Default zone — make another zone Default first).</w:t>
+      </w:r>
+    </w:p>
+    <w:p>
+      <w:pPr>
+        <w:pStyle w:val="ListBullet"/>
+      </w:pPr>
+      <w:r>
+        <w:t>Leave a fee field blank to switch that delivery method off entirely for a zone — it shows "Not offered" on the zone card and becomes unselectable for a customer whose city matches that zone at checkout.</w:t>
+      </w:r>
+    </w:p>
+    <w:p>
+      <w:pPr>
+        <w:pStyle w:val="ListBullet"/>
+      </w:pPr>
+      <w:r>
+        <w:t xml:space="preserve">Exactly one zone must be marked </w:t>
+      </w:r>
+      <w:r>
+        <w:rPr>
+          <w:b/>
+        </w:rPr>
+        <w:t>Default</w:t>
+      </w:r>
+      <w:r>
+        <w:t xml:space="preserve"> — the fallback for any city that doesn't match any zone's town list (a typo, an unlisted village, etc.). ChrisPa ships with two zones: </w:t>
+      </w:r>
+      <w:r>
+        <w:rPr>
+          <w:b/>
+        </w:rPr>
+        <w:t>Kampala Metro</w:t>
+      </w:r>
+      <w:r>
+        <w:t xml:space="preserve"> and </w:t>
+      </w:r>
+      <w:r>
+        <w:rPr>
+          <w:b/>
+        </w:rPr>
+        <w:t>Rest of Uganda</w:t>
+      </w:r>
+      <w:r>
+        <w:t xml:space="preserve"> (the default, priced higher — including Same-day, which per user decision isn't switched off outside Kampala, just priced for the distance).</w:t>
+      </w:r>
+    </w:p>
+    <w:p>
+      <w:pPr>
+        <w:pStyle w:val="ListBullet"/>
+      </w:pPr>
+      <w:r>
+        <w:t>Town matching is case-insensitive and forgiving of extra words ("Kampala", "kampala uganda" both match a zone listing "Kampala") — it's plain text, not a dropdown of official Uganda administrative divisions, so list every spelling/neighborhood variant you want a zone to catch.</w:t>
+      </w:r>
+    </w:p>
+    <w:p>
+      <w:pPr>
+        <w:pStyle w:val="ListBullet"/>
+      </w:pPr>
+      <w:r>
+        <w:t>Changes apply to the very next checkout — no deploy needed. A customer sees this live on the Checkout page as they type their city; the server independently re-checks the same pricing when the order is actually placed, so nothing can complete at a stale or tampered price.</w:t>
+      </w:r>
+    </w:p>
+    <w:p>
+      <w:pPr>
+        <w:pStyle w:val="Heading2"/>
+      </w:pPr>
+      <w:r>
+        <w:t>8. CMS / Site Builder</w:t>
       </w:r>
     </w:p>
     <w:p>
@@ -1991,7 +2130,7 @@
         <w:pStyle w:val="Heading2"/>
       </w:pPr>
       <w:r>
-        <w:t>8. Support Tickets</w:t>
+        <w:t>9. Support Tickets</w:t>
       </w:r>
     </w:p>
     <w:p>
@@ -2192,7 +2331,7 @@
         <w:pStyle w:val="Heading2"/>
       </w:pPr>
       <w:r>
-        <w:t>9. Users &amp; Settings / Activity Log</w:t>
+        <w:t>10. Users &amp; Settings / Activity Log</w:t>
       </w:r>
     </w:p>
     <w:p>
@@ -2341,7 +2480,7 @@
         <w:pStyle w:val="Heading2"/>
       </w:pPr>
       <w:r>
-        <w:t>10. Human Resources</w:t>
+        <w:t>11. Human Resources</w:t>
       </w:r>
     </w:p>
     <w:p>
@@ -3348,7 +3487,7 @@
         <w:pStyle w:val="Heading2"/>
       </w:pPr>
       <w:r>
-        <w:t>11. My HR — Self-Service</w:t>
+        <w:t>12. My HR — Self-Service</w:t>
       </w:r>
     </w:p>
     <w:p>
@@ -3828,7 +3967,7 @@
         <w:pStyle w:val="Heading2"/>
       </w:pPr>
       <w:r>
-        <w:t>12. Financial &amp; Accounting</w:t>
+        <w:t>13. Financial &amp; Accounting</w:t>
       </w:r>
     </w:p>
     <w:p>
@@ -4043,7 +4182,7 @@
         <w:pStyle w:val="Heading2"/>
       </w:pPr>
       <w:r>
-        <w:t>13. Quick Reference: Common Tasks</w:t>
+        <w:t>14. Quick Reference: Common Tasks</w:t>
       </w:r>
     </w:p>
     <w:p/>
@@ -4277,6 +4416,38 @@
           <w:p>
             <w:r>
               <w:t>Marketing &amp; Promos → Compose Newsletter</w:t>
+            </w:r>
+          </w:p>
+        </w:tc>
+        <w:tc>
+          <w:tcPr>
+            <w:tcW w:type="dxa" w:w="2880"/>
+          </w:tcPr>
+          <w:p>
+            <w:r>
+              <w:t>Owner, Store Manager</w:t>
+            </w:r>
+          </w:p>
+        </w:tc>
+      </w:tr>
+      <w:tr>
+        <w:tc>
+          <w:tcPr>
+            <w:tcW w:type="dxa" w:w="2880"/>
+          </w:tcPr>
+          <w:p>
+            <w:r>
+              <w:t>Add/edit a shipping zone or its delivery-method rates</w:t>
+            </w:r>
+          </w:p>
+        </w:tc>
+        <w:tc>
+          <w:tcPr>
+            <w:tcW w:type="dxa" w:w="2880"/>
+          </w:tcPr>
+          <w:p>
+            <w:r>
+              <w:t>Shipping Zones</w:t>
             </w:r>
           </w:p>
         </w:tc>
@@ -4765,6 +4936,38 @@
           <w:p>
             <w:r>
               <w:t>Creating/editing coupons and bundles, audience segmentation, scheduling/drafts</w:t>
+            </w:r>
+          </w:p>
+        </w:tc>
+      </w:tr>
+      <w:tr>
+        <w:tc>
+          <w:tcPr>
+            <w:tcW w:type="dxa" w:w="2880"/>
+          </w:tcPr>
+          <w:p>
+            <w:r>
+              <w:t>Shipping Zones</w:t>
+            </w:r>
+          </w:p>
+        </w:tc>
+        <w:tc>
+          <w:tcPr>
+            <w:tcW w:type="dxa" w:w="2880"/>
+          </w:tcPr>
+          <w:p>
+            <w:r>
+              <w:t>Full CRUD on zones/rates, priced by destination + delivery method, live at checkout</w:t>
+            </w:r>
+          </w:p>
+        </w:tc>
+        <w:tc>
+          <w:tcPr>
+            <w:tcW w:type="dxa" w:w="2880"/>
+          </w:tcPr>
+          <w:p>
+            <w:r>
+              <w:t>Zones are free-text town lists, not official Uganda administrative divisions</w:t>
             </w:r>
           </w:p>
         </w:tc>

--- a/docs/20-admin-user-manual.docx
+++ b/docs/20-admin-user-manual.docx
@@ -1779,7 +1779,7 @@
         <w:t>Default</w:t>
       </w:r>
       <w:r>
-        <w:t xml:space="preserve"> — the fallback for any city that doesn't match any zone's town list (a typo, an unlisted village, etc.). ChrisPa ships with two zones: </w:t>
+        <w:t xml:space="preserve"> — the fallback for any city that doesn't match any zone's town list (a typo, an unlisted village, etc.). ChrisPa ships with seven zones, priced by rough real-world distance from the Kampala warehouse (per explicit user correction: Central, Eastern, Western, Northern, and Southern must each charge different rates, not one shared "upcountry" price): </w:t>
       </w:r>
       <w:r>
         <w:rPr>
@@ -1788,7 +1788,61 @@
         <w:t>Kampala Metro</w:t>
       </w:r>
       <w:r>
-        <w:t xml:space="preserve"> and </w:t>
+        <w:t xml:space="preserve"> (cheapest), </w:t>
+      </w:r>
+      <w:r>
+        <w:rPr>
+          <w:b/>
+        </w:rPr>
+        <w:t>Central Uganda (Rest)</w:t>
+      </w:r>
+      <w:r>
+        <w:t xml:space="preserve"> (Entebbe/Mukono/Wakiso — the nearest upcountry towns), </w:t>
+      </w:r>
+      <w:r>
+        <w:rPr>
+          <w:b/>
+        </w:rPr>
+        <w:t>Eastern</w:t>
+      </w:r>
+      <w:r>
+        <w:t xml:space="preserve">, </w:t>
+      </w:r>
+      <w:r>
+        <w:rPr>
+          <w:b/>
+        </w:rPr>
+        <w:t>Southern</w:t>
+      </w:r>
+      <w:r>
+        <w:t xml:space="preserve"> (greater Masaka/Ankole/Kigezi), </w:t>
+      </w:r>
+      <w:r>
+        <w:rPr>
+          <w:b/>
+        </w:rPr>
+        <w:t>Western</w:t>
+      </w:r>
+      <w:r>
+        <w:t xml:space="preserve"> (Toro/Bunyoro) — each pricier than the last — and </w:t>
+      </w:r>
+      <w:r>
+        <w:rPr>
+          <w:b/>
+        </w:rPr>
+        <w:t>Northern</w:t>
+      </w:r>
+      <w:r>
+        <w:t xml:space="preserve"> (farthest, most expensive, and the one zone with </w:t>
+      </w:r>
+      <w:r>
+        <w:rPr>
+          <w:b/>
+        </w:rPr>
+        <w:t>no Same-day option at all</w:t>
+      </w:r>
+      <w:r>
+        <w:t xml:space="preserve">: Gulu/Lira/Arua/Kitgum are realistically 5-8 hours' drive one way). </w:t>
       </w:r>
       <w:r>
         <w:rPr>
@@ -1797,7 +1851,16 @@
         <w:t>Rest of Uganda</w:t>
       </w:r>
       <w:r>
-        <w:t xml:space="preserve"> (the default, priced higher — including Same-day, which per user decision isn't switched off outside Kampala, just priced for the distance).</w:t>
+        <w:t xml:space="preserve"> is the </w:t>
+      </w:r>
+      <w:r>
+        <w:rPr>
+          <w:b/>
+        </w:rPr>
+        <w:t>default</w:t>
+      </w:r>
+      <w:r>
+        <w:t xml:space="preserve"> fallback, priced conservatively for anything matching none of the named zones.</w:t>
       </w:r>
     </w:p>
     <w:p>
